--- a/files/original_student_files/health_evaluation.docx
+++ b/files/original_student_files/health_evaluation.docx
@@ -529,10 +529,10 @@
                 <w:r>
                   <w:rPr>
                     <w:rStyle w:val="Textodelmarcadordeposicin"/>
-                    <w:rFonts w:eastAsia="Calibri"/>
+                    <w:rFonts w:ascii="Arial" w:eastAsia="Calibri" w:hAnsi="Arial" w:cs="Arial"/>
                     <w:color w:val="auto"/>
-                    <w:sz w:val="20"/>
-                    <w:szCs w:val="20"/>
+                    <w:sz w:val="16"/>
+                    <w:szCs w:val="16"/>
                   </w:rPr>
                   <w:t>Haz clic o pulse aquí para escribir texto.</w:t>
                 </w:r>
@@ -689,10 +689,10 @@
                 <w:r>
                   <w:rPr>
                     <w:rStyle w:val="Textodelmarcadordeposicin"/>
-                    <w:rFonts w:eastAsia="Calibri"/>
+                    <w:rFonts w:ascii="Arial" w:eastAsia="Calibri" w:hAnsi="Arial" w:cs="Arial"/>
                     <w:color w:val="auto"/>
-                    <w:sz w:val="20"/>
-                    <w:szCs w:val="20"/>
+                    <w:sz w:val="16"/>
+                    <w:szCs w:val="16"/>
                   </w:rPr>
                   <w:t>Haz clic o pulse aquí para escribir texto.</w:t>
                 </w:r>
@@ -839,10 +839,10 @@
                 <w:r>
                   <w:rPr>
                     <w:rStyle w:val="Textodelmarcadordeposicin"/>
-                    <w:rFonts w:eastAsia="Calibri"/>
+                    <w:rFonts w:ascii="Arial" w:eastAsia="Calibri" w:hAnsi="Arial" w:cs="Arial"/>
                     <w:color w:val="auto"/>
-                    <w:sz w:val="20"/>
-                    <w:szCs w:val="20"/>
+                    <w:sz w:val="16"/>
+                    <w:szCs w:val="16"/>
                   </w:rPr>
                   <w:t>Haz clic o pulse aquí para escribir texto.</w:t>
                 </w:r>
@@ -887,10 +887,10 @@
                 <w:r>
                   <w:rPr>
                     <w:rStyle w:val="Textodelmarcadordeposicin"/>
-                    <w:rFonts w:eastAsia="Calibri"/>
+                    <w:rFonts w:ascii="Arial" w:eastAsia="Calibri" w:hAnsi="Arial" w:cs="Arial"/>
                     <w:color w:val="auto"/>
-                    <w:sz w:val="20"/>
-                    <w:szCs w:val="20"/>
+                    <w:sz w:val="16"/>
+                    <w:szCs w:val="16"/>
                   </w:rPr>
                   <w:t>Haz clic o pulse aquí para escribir texto.</w:t>
                 </w:r>
@@ -941,10 +941,10 @@
                 <w:r>
                   <w:rPr>
                     <w:rStyle w:val="Textodelmarcadordeposicin"/>
-                    <w:rFonts w:eastAsia="Calibri"/>
+                    <w:rFonts w:ascii="Arial" w:eastAsia="Calibri" w:hAnsi="Arial" w:cs="Arial"/>
                     <w:color w:val="auto"/>
-                    <w:sz w:val="20"/>
-                    <w:szCs w:val="20"/>
+                    <w:sz w:val="16"/>
+                    <w:szCs w:val="16"/>
                   </w:rPr>
                   <w:t>Haz clic o pulse aquí para escribir texto.</w:t>
                 </w:r>
@@ -988,10 +988,10 @@
                 <w:r>
                   <w:rPr>
                     <w:rStyle w:val="Textodelmarcadordeposicin"/>
-                    <w:rFonts w:eastAsia="Calibri"/>
+                    <w:rFonts w:ascii="Arial" w:eastAsia="Calibri" w:hAnsi="Arial" w:cs="Arial"/>
                     <w:color w:val="auto"/>
-                    <w:sz w:val="20"/>
-                    <w:szCs w:val="20"/>
+                    <w:sz w:val="16"/>
+                    <w:szCs w:val="16"/>
                   </w:rPr>
                   <w:t>Haz clic o pulse aquí para escribir texto.</w:t>
                 </w:r>
@@ -1035,10 +1035,10 @@
                 <w:r>
                   <w:rPr>
                     <w:rStyle w:val="Textodelmarcadordeposicin"/>
-                    <w:rFonts w:eastAsia="Calibri"/>
+                    <w:rFonts w:ascii="Arial" w:eastAsia="Calibri" w:hAnsi="Arial" w:cs="Arial"/>
                     <w:color w:val="auto"/>
-                    <w:sz w:val="20"/>
-                    <w:szCs w:val="20"/>
+                    <w:sz w:val="16"/>
+                    <w:szCs w:val="16"/>
                   </w:rPr>
                   <w:t>Haz clic o pulse aquí para escribir texto.</w:t>
                 </w:r>
@@ -1417,9 +1417,10 @@
                 <w:r>
                   <w:rPr>
                     <w:rStyle w:val="Textodelmarcadordeposicin"/>
+                    <w:rFonts w:ascii="Arial" w:hAnsi="Arial" w:cs="Arial"/>
                     <w:color w:val="auto"/>
-                    <w:sz w:val="20"/>
-                    <w:szCs w:val="20"/>
+                    <w:sz w:val="16"/>
+                    <w:szCs w:val="16"/>
                   </w:rPr>
                   <w:t>Haz clic o pulse aquí para escribir texto.</w:t>
                 </w:r>
@@ -1501,9 +1502,10 @@
                 <w:r>
                   <w:rPr>
                     <w:rStyle w:val="Textodelmarcadordeposicin"/>
+                    <w:rFonts w:ascii="Arial" w:hAnsi="Arial" w:cs="Arial"/>
                     <w:color w:val="auto"/>
-                    <w:sz w:val="20"/>
-                    <w:szCs w:val="20"/>
+                    <w:sz w:val="16"/>
+                    <w:szCs w:val="16"/>
                   </w:rPr>
                   <w:t>Haz clic o pulse aquí para escribir texto.</w:t>
                 </w:r>
@@ -1540,9 +1542,10 @@
                 <w:r>
                   <w:rPr>
                     <w:rStyle w:val="Textodelmarcadordeposicin"/>
+                    <w:rFonts w:ascii="Arial" w:hAnsi="Arial" w:cs="Arial"/>
                     <w:color w:val="auto"/>
-                    <w:sz w:val="20"/>
-                    <w:szCs w:val="20"/>
+                    <w:sz w:val="16"/>
+                    <w:szCs w:val="16"/>
                   </w:rPr>
                   <w:t>Haz clic o pulse aquí para escribir texto.</w:t>
                 </w:r>
@@ -1584,9 +1587,10 @@
                 <w:r>
                   <w:rPr>
                     <w:rStyle w:val="Textodelmarcadordeposicin"/>
+                    <w:rFonts w:ascii="Arial" w:hAnsi="Arial" w:cs="Arial"/>
                     <w:color w:val="auto"/>
-                    <w:sz w:val="20"/>
-                    <w:szCs w:val="20"/>
+                    <w:sz w:val="16"/>
+                    <w:szCs w:val="16"/>
                   </w:rPr>
                   <w:t>Haz clic o pulse aquí para escribir texto.</w:t>
                 </w:r>
@@ -1734,9 +1738,10 @@
                 <w:r>
                   <w:rPr>
                     <w:rStyle w:val="Textodelmarcadordeposicin"/>
+                    <w:rFonts w:ascii="Arial" w:hAnsi="Arial" w:cs="Arial"/>
                     <w:color w:val="auto"/>
-                    <w:sz w:val="20"/>
-                    <w:szCs w:val="20"/>
+                    <w:sz w:val="16"/>
+                    <w:szCs w:val="16"/>
                   </w:rPr>
                   <w:t>Haz clic o pulse aquí para escribir texto.</w:t>
                 </w:r>
@@ -1795,9 +1800,10 @@
                 <w:r>
                   <w:rPr>
                     <w:rStyle w:val="Textodelmarcadordeposicin"/>
+                    <w:rFonts w:ascii="Arial" w:hAnsi="Arial" w:cs="Arial"/>
                     <w:color w:val="auto"/>
-                    <w:sz w:val="20"/>
-                    <w:szCs w:val="20"/>
+                    <w:sz w:val="16"/>
+                    <w:szCs w:val="16"/>
                   </w:rPr>
                   <w:t>Haz clic o pulse aquí para escribir texto.</w:t>
                 </w:r>
@@ -2073,9 +2079,10 @@
                 <w:r>
                   <w:rPr>
                     <w:rStyle w:val="Textodelmarcadordeposicin"/>
+                    <w:rFonts w:ascii="Arial" w:hAnsi="Arial" w:cs="Arial"/>
                     <w:color w:val="auto"/>
-                    <w:sz w:val="20"/>
-                    <w:szCs w:val="20"/>
+                    <w:sz w:val="16"/>
+                    <w:szCs w:val="16"/>
                   </w:rPr>
                   <w:t>Haz clic o pulse aquí para escribir texto.</w:t>
                 </w:r>
@@ -2128,9 +2135,10 @@
                 <w:r>
                   <w:rPr>
                     <w:rStyle w:val="Textodelmarcadordeposicin"/>
+                    <w:rFonts w:ascii="Arial" w:hAnsi="Arial" w:cs="Arial"/>
                     <w:color w:val="auto"/>
-                    <w:sz w:val="20"/>
-                    <w:szCs w:val="20"/>
+                    <w:sz w:val="16"/>
+                    <w:szCs w:val="16"/>
                   </w:rPr>
                   <w:t>Haz clic o pulse aquí para escribir texto.</w:t>
                 </w:r>
@@ -2174,9 +2182,10 @@
                 <w:r>
                   <w:rPr>
                     <w:rStyle w:val="Textodelmarcadordeposicin"/>
+                    <w:rFonts w:ascii="Arial" w:hAnsi="Arial" w:cs="Arial"/>
                     <w:color w:val="auto"/>
-                    <w:sz w:val="20"/>
-                    <w:szCs w:val="20"/>
+                    <w:sz w:val="16"/>
+                    <w:szCs w:val="16"/>
                   </w:rPr>
                   <w:t>Haz clic o pulse aquí para escribir texto.</w:t>
                 </w:r>
@@ -2449,12 +2458,16 @@
                 </w:tcBorders>
               </w:tcPr>
               <w:p>
+                <w:pPr>
+                  <w:jc w:val="both"/>
+                </w:pPr>
                 <w:r>
                   <w:rPr>
                     <w:rStyle w:val="Textodelmarcadordeposicin"/>
+                    <w:rFonts w:ascii="Arial" w:hAnsi="Arial" w:cs="Arial"/>
                     <w:color w:val="auto"/>
-                    <w:sz w:val="20"/>
-                    <w:szCs w:val="20"/>
+                    <w:sz w:val="16"/>
+                    <w:szCs w:val="16"/>
                   </w:rPr>
                   <w:t>Haz clic o pulse aquí para escribir texto.</w:t>
                 </w:r>
@@ -2570,12 +2583,16 @@
             </w:sdtPr>
             <w:sdtContent>
               <w:p>
+                <w:pPr>
+                  <w:jc w:val="both"/>
+                </w:pPr>
                 <w:r>
                   <w:rPr>
                     <w:rStyle w:val="Textodelmarcadordeposicin"/>
+                    <w:rFonts w:ascii="Arial" w:hAnsi="Arial" w:cs="Arial"/>
                     <w:color w:val="auto"/>
-                    <w:sz w:val="20"/>
-                    <w:szCs w:val="20"/>
+                    <w:sz w:val="16"/>
+                    <w:szCs w:val="16"/>
                   </w:rPr>
                   <w:t>Haz clic o pulse aquí para escribir texto.</w:t>
                 </w:r>
@@ -2667,12 +2684,16 @@
             </w:sdtPr>
             <w:sdtContent>
               <w:p>
+                <w:pPr>
+                  <w:jc w:val="both"/>
+                </w:pPr>
                 <w:r>
                   <w:rPr>
                     <w:rStyle w:val="Textodelmarcadordeposicin"/>
+                    <w:rFonts w:ascii="Arial" w:hAnsi="Arial" w:cs="Arial"/>
                     <w:color w:val="auto"/>
-                    <w:sz w:val="20"/>
-                    <w:szCs w:val="20"/>
+                    <w:sz w:val="16"/>
+                    <w:szCs w:val="16"/>
                   </w:rPr>
                   <w:t>Haz clic o pulse aquí para escribir texto.</w:t>
                 </w:r>
@@ -4305,6 +4326,13 @@
     <w:pitch w:val="variable"/>
     <w:sig w:usb0="E1002EFF" w:usb1="C000605B" w:usb2="00000029" w:usb3="00000000" w:csb0="000101FF" w:csb1="00000000"/>
   </w:font>
+  <w:font w:name="Arial">
+    <w:panose1 w:val="020B0604020202020204"/>
+    <w:charset w:val="00"/>
+    <w:family w:val="swiss"/>
+    <w:pitch w:val="variable"/>
+    <w:sig w:usb0="E0002EFF" w:usb1="C000785B" w:usb2="00000009" w:usb3="00000000" w:csb0="000001FF" w:csb1="00000000"/>
+  </w:font>
   <w:font w:name="MS Gothic">
     <w:altName w:val="ＭＳ ゴシック"/>
     <w:panose1 w:val="020B0609070205080204"/>
@@ -4312,13 +4340,6 @@
     <w:family w:val="modern"/>
     <w:pitch w:val="fixed"/>
     <w:sig w:usb0="E00002FF" w:usb1="6AC7FDFB" w:usb2="08000012" w:usb3="00000000" w:csb0="0002009F" w:csb1="00000000"/>
-  </w:font>
-  <w:font w:name="Arial">
-    <w:panose1 w:val="020B0604020202020204"/>
-    <w:charset w:val="00"/>
-    <w:family w:val="swiss"/>
-    <w:pitch w:val="variable"/>
-    <w:sig w:usb0="E0002EFF" w:usb1="C000785B" w:usb2="00000009" w:usb3="00000000" w:csb0="000001FF" w:csb1="00000000"/>
   </w:font>
   <w:font w:name="Times-Roman">
     <w:panose1 w:val="00000000000000000000"/>
@@ -4370,7 +4391,10 @@
     <w:rsid w:val="00063C6F"/>
     <w:rsid w:val="002255E6"/>
     <w:rsid w:val="002A7515"/>
+    <w:rsid w:val="00441BA1"/>
+    <w:rsid w:val="005527E7"/>
     <w:rsid w:val="00690B7D"/>
+    <w:rsid w:val="009139D7"/>
     <w:rsid w:val="00B824B5"/>
     <w:rsid w:val="00C20580"/>
   </w:rsids>
@@ -4831,201 +4855,6 @@
     <w:rsid w:val="00063C6F"/>
     <w:rPr>
       <w:color w:val="666666"/>
-    </w:rPr>
-  </w:style>
-  <w:style w:type="paragraph" w:customStyle="1" w:styleId="97A245EECC734063BB72E8F69F8411DD">
-    <w:name w:val="97A245EECC734063BB72E8F69F8411DD"/>
-    <w:rsid w:val="00063C6F"/>
-    <w:pPr>
-      <w:spacing w:after="0" w:line="240" w:lineRule="auto"/>
-    </w:pPr>
-    <w:rPr>
-      <w:rFonts w:ascii="Arial Narrow" w:eastAsia="Times New Roman" w:hAnsi="Arial Narrow" w:cs="Times New Roman"/>
-      <w:kern w:val="0"/>
-      <w:lang w:val="es-ES" w:eastAsia="es-ES"/>
-      <w14:ligatures w14:val="none"/>
-    </w:rPr>
-  </w:style>
-  <w:style w:type="paragraph" w:customStyle="1" w:styleId="D2584AE150FD41E68755DEB3D2D7C382">
-    <w:name w:val="D2584AE150FD41E68755DEB3D2D7C382"/>
-    <w:rsid w:val="00063C6F"/>
-    <w:pPr>
-      <w:spacing w:after="0" w:line="240" w:lineRule="auto"/>
-    </w:pPr>
-    <w:rPr>
-      <w:rFonts w:ascii="Arial Narrow" w:eastAsia="Times New Roman" w:hAnsi="Arial Narrow" w:cs="Times New Roman"/>
-      <w:kern w:val="0"/>
-      <w:lang w:val="es-ES" w:eastAsia="es-ES"/>
-      <w14:ligatures w14:val="none"/>
-    </w:rPr>
-  </w:style>
-  <w:style w:type="paragraph" w:customStyle="1" w:styleId="97A245EECC734063BB72E8F69F8411DD1">
-    <w:name w:val="97A245EECC734063BB72E8F69F8411DD1"/>
-    <w:rsid w:val="00690B7D"/>
-    <w:pPr>
-      <w:spacing w:after="0" w:line="240" w:lineRule="auto"/>
-    </w:pPr>
-    <w:rPr>
-      <w:rFonts w:ascii="Arial Narrow" w:eastAsia="Times New Roman" w:hAnsi="Arial Narrow" w:cs="Times New Roman"/>
-      <w:kern w:val="0"/>
-      <w:lang w:val="es-ES" w:eastAsia="es-ES"/>
-      <w14:ligatures w14:val="none"/>
-    </w:rPr>
-  </w:style>
-  <w:style w:type="paragraph" w:customStyle="1" w:styleId="D2584AE150FD41E68755DEB3D2D7C3821">
-    <w:name w:val="D2584AE150FD41E68755DEB3D2D7C3821"/>
-    <w:rsid w:val="00690B7D"/>
-    <w:pPr>
-      <w:spacing w:after="0" w:line="240" w:lineRule="auto"/>
-    </w:pPr>
-    <w:rPr>
-      <w:rFonts w:ascii="Arial Narrow" w:eastAsia="Times New Roman" w:hAnsi="Arial Narrow" w:cs="Times New Roman"/>
-      <w:kern w:val="0"/>
-      <w:lang w:val="es-ES" w:eastAsia="es-ES"/>
-      <w14:ligatures w14:val="none"/>
-    </w:rPr>
-  </w:style>
-  <w:style w:type="paragraph" w:customStyle="1" w:styleId="EA16C39926F74FEEA635EAD6116C5555">
-    <w:name w:val="EA16C39926F74FEEA635EAD6116C5555"/>
-    <w:rsid w:val="00690B7D"/>
-    <w:pPr>
-      <w:spacing w:after="0" w:line="240" w:lineRule="auto"/>
-    </w:pPr>
-    <w:rPr>
-      <w:rFonts w:ascii="Arial Narrow" w:eastAsia="Times New Roman" w:hAnsi="Arial Narrow" w:cs="Times New Roman"/>
-      <w:kern w:val="0"/>
-      <w:lang w:val="es-ES" w:eastAsia="es-ES"/>
-      <w14:ligatures w14:val="none"/>
-    </w:rPr>
-  </w:style>
-  <w:style w:type="paragraph" w:customStyle="1" w:styleId="59B89CDCAEA8478480A5A2C1D4B4C5F3">
-    <w:name w:val="59B89CDCAEA8478480A5A2C1D4B4C5F3"/>
-    <w:rsid w:val="00690B7D"/>
-    <w:pPr>
-      <w:spacing w:after="0" w:line="240" w:lineRule="auto"/>
-    </w:pPr>
-    <w:rPr>
-      <w:rFonts w:ascii="Arial Narrow" w:eastAsia="Times New Roman" w:hAnsi="Arial Narrow" w:cs="Times New Roman"/>
-      <w:kern w:val="0"/>
-      <w:lang w:val="es-ES" w:eastAsia="es-ES"/>
-      <w14:ligatures w14:val="none"/>
-    </w:rPr>
-  </w:style>
-  <w:style w:type="paragraph" w:customStyle="1" w:styleId="716975EC2970409E81103F84A22786D7">
-    <w:name w:val="716975EC2970409E81103F84A22786D7"/>
-    <w:rsid w:val="00690B7D"/>
-    <w:pPr>
-      <w:spacing w:after="0" w:line="240" w:lineRule="auto"/>
-    </w:pPr>
-    <w:rPr>
-      <w:rFonts w:ascii="Arial Narrow" w:eastAsia="Times New Roman" w:hAnsi="Arial Narrow" w:cs="Times New Roman"/>
-      <w:kern w:val="0"/>
-      <w:lang w:val="es-ES" w:eastAsia="es-ES"/>
-      <w14:ligatures w14:val="none"/>
-    </w:rPr>
-  </w:style>
-  <w:style w:type="paragraph" w:customStyle="1" w:styleId="EA16C39926F74FEEA635EAD6116C55551">
-    <w:name w:val="EA16C39926F74FEEA635EAD6116C55551"/>
-    <w:rsid w:val="00063C6F"/>
-    <w:pPr>
-      <w:spacing w:after="0" w:line="240" w:lineRule="auto"/>
-    </w:pPr>
-    <w:rPr>
-      <w:rFonts w:ascii="Arial Narrow" w:eastAsia="Times New Roman" w:hAnsi="Arial Narrow" w:cs="Times New Roman"/>
-      <w:kern w:val="0"/>
-      <w:lang w:val="es-ES" w:eastAsia="es-ES"/>
-      <w14:ligatures w14:val="none"/>
-    </w:rPr>
-  </w:style>
-  <w:style w:type="paragraph" w:customStyle="1" w:styleId="59B89CDCAEA8478480A5A2C1D4B4C5F31">
-    <w:name w:val="59B89CDCAEA8478480A5A2C1D4B4C5F31"/>
-    <w:rsid w:val="00063C6F"/>
-    <w:pPr>
-      <w:spacing w:after="0" w:line="240" w:lineRule="auto"/>
-    </w:pPr>
-    <w:rPr>
-      <w:rFonts w:ascii="Arial Narrow" w:eastAsia="Times New Roman" w:hAnsi="Arial Narrow" w:cs="Times New Roman"/>
-      <w:kern w:val="0"/>
-      <w:lang w:val="es-ES" w:eastAsia="es-ES"/>
-      <w14:ligatures w14:val="none"/>
-    </w:rPr>
-  </w:style>
-  <w:style w:type="paragraph" w:customStyle="1" w:styleId="716975EC2970409E81103F84A22786D71">
-    <w:name w:val="716975EC2970409E81103F84A22786D71"/>
-    <w:rsid w:val="00063C6F"/>
-    <w:pPr>
-      <w:spacing w:after="0" w:line="240" w:lineRule="auto"/>
-    </w:pPr>
-    <w:rPr>
-      <w:rFonts w:ascii="Arial Narrow" w:eastAsia="Times New Roman" w:hAnsi="Arial Narrow" w:cs="Times New Roman"/>
-      <w:kern w:val="0"/>
-      <w:lang w:val="es-ES" w:eastAsia="es-ES"/>
-      <w14:ligatures w14:val="none"/>
-    </w:rPr>
-  </w:style>
-  <w:style w:type="paragraph" w:customStyle="1" w:styleId="1BE46A58D0F845D8A0CD628F0BA4248D">
-    <w:name w:val="1BE46A58D0F845D8A0CD628F0BA4248D"/>
-    <w:rsid w:val="00063C6F"/>
-    <w:pPr>
-      <w:spacing w:after="0" w:line="240" w:lineRule="auto"/>
-    </w:pPr>
-    <w:rPr>
-      <w:rFonts w:ascii="Arial Narrow" w:eastAsia="Times New Roman" w:hAnsi="Arial Narrow" w:cs="Times New Roman"/>
-      <w:kern w:val="0"/>
-      <w:lang w:val="es-ES" w:eastAsia="es-ES"/>
-      <w14:ligatures w14:val="none"/>
-    </w:rPr>
-  </w:style>
-  <w:style w:type="paragraph" w:customStyle="1" w:styleId="398B9D4FF39B48EEB073A78267665C3F">
-    <w:name w:val="398B9D4FF39B48EEB073A78267665C3F"/>
-    <w:rsid w:val="00063C6F"/>
-    <w:pPr>
-      <w:spacing w:after="0" w:line="240" w:lineRule="auto"/>
-    </w:pPr>
-    <w:rPr>
-      <w:rFonts w:ascii="Arial Narrow" w:eastAsia="Times New Roman" w:hAnsi="Arial Narrow" w:cs="Times New Roman"/>
-      <w:kern w:val="0"/>
-      <w:lang w:val="es-ES" w:eastAsia="es-ES"/>
-      <w14:ligatures w14:val="none"/>
-    </w:rPr>
-  </w:style>
-  <w:style w:type="paragraph" w:customStyle="1" w:styleId="983F6BDD72D54197B85708D01523674A">
-    <w:name w:val="983F6BDD72D54197B85708D01523674A"/>
-    <w:rsid w:val="00063C6F"/>
-    <w:pPr>
-      <w:spacing w:after="0" w:line="240" w:lineRule="auto"/>
-    </w:pPr>
-    <w:rPr>
-      <w:rFonts w:ascii="Arial Narrow" w:eastAsia="Times New Roman" w:hAnsi="Arial Narrow" w:cs="Times New Roman"/>
-      <w:kern w:val="0"/>
-      <w:lang w:val="es-ES" w:eastAsia="es-ES"/>
-      <w14:ligatures w14:val="none"/>
-    </w:rPr>
-  </w:style>
-  <w:style w:type="paragraph" w:customStyle="1" w:styleId="C0815909B028493DB574FEDAB9D8141B">
-    <w:name w:val="C0815909B028493DB574FEDAB9D8141B"/>
-    <w:rsid w:val="00063C6F"/>
-    <w:pPr>
-      <w:spacing w:after="0" w:line="240" w:lineRule="auto"/>
-    </w:pPr>
-    <w:rPr>
-      <w:rFonts w:ascii="Arial Narrow" w:eastAsia="Times New Roman" w:hAnsi="Arial Narrow" w:cs="Times New Roman"/>
-      <w:kern w:val="0"/>
-      <w:lang w:val="es-ES" w:eastAsia="es-ES"/>
-      <w14:ligatures w14:val="none"/>
-    </w:rPr>
-  </w:style>
-  <w:style w:type="paragraph" w:customStyle="1" w:styleId="EDEC96AAF5CF4981A911EAABC134CE1D">
-    <w:name w:val="EDEC96AAF5CF4981A911EAABC134CE1D"/>
-    <w:rsid w:val="00063C6F"/>
-    <w:pPr>
-      <w:spacing w:after="0" w:line="240" w:lineRule="auto"/>
-    </w:pPr>
-    <w:rPr>
-      <w:rFonts w:ascii="Arial Narrow" w:eastAsia="Times New Roman" w:hAnsi="Arial Narrow" w:cs="Times New Roman"/>
-      <w:kern w:val="0"/>
-      <w:lang w:val="es-ES" w:eastAsia="es-ES"/>
-      <w14:ligatures w14:val="none"/>
     </w:rPr>
   </w:style>
   <w:style w:type="paragraph" w:customStyle="1" w:styleId="97A245EECC734063BB72E8F69F8411DD2">
